--- a/public/evrak/zumre-tutanaklari/GNL-ZMR-CP-001_Zumre_Calisma_Cizelgesi_2026-2027_v1.0.docx
+++ b/public/evrak/zumre-tutanaklari/GNL-ZMR-CP-001_Zumre_Calisma_Cizelgesi_2026-2027_v1.0.docx
@@ -2546,7 +2546,7 @@
           <w:i w:val="0"/>
           <w:sz w:val="14"/>
         </w:rPr>
-        <w:t>GNL-ZMR-CP-001 · v1.0 · Zümre Çalışma Kılavuzunun (GNL-ZMR-RH-001) tek sayfalık özeti · Mevzuat teyidi: 31.08.2026 · okulapp.org · sürüm 2026.08.2 (31.08.2026) · CC BY 4.0</w:t>
+        <w:t>GNL-ZMR-CP-001 · v1.0 · Zümre Çalışma Kılavuzunun (GNL-ZMR-RH-001) tek sayfalık özeti · Mevzuat teyidi: 31.08.2026 · okulapp.org · sürüm 2026.08.3 (02.09.2026) · CC BY 4.0</w:t>
       </w:r>
     </w:p>
     <w:sectPr>
